--- a/CSE-1101_Assignment_Cover_Template.docx
+++ b/CSE-1101_Assignment_Cover_Template.docx
@@ -247,7 +247,7 @@
                 <w:sz w:val="26"/>
                 <w:rFonts w:ascii="Comfortaa" w:hAnsi="Comfortaa" w:cs="Comfortaa"/>
               </w:rPr>
-              <w:t>Teacher Name: [ENTER TEACHER'S FULL NAME]</w:t>
+              <w:t>[ENTER TEACHER'S FULL NAME]</w:t>
             </w:r>
           </w:p>
           <w:p>
